--- a/2nd year/ЛЕХА/отчет лб 9.docx
+++ b/2nd year/ЛЕХА/отчет лб 9.docx
@@ -567,6 +567,7 @@
         <w:jc w:val="left"/>
         <w:rPr>
           <w:szCs w:val="28"/>
+          <w:lang w:val="en-US"/>
         </w:rPr>
       </w:pPr>
       <w:r>
@@ -938,6 +939,7 @@
         <w:jc w:val="left"/>
         <w:rPr>
           <w:szCs w:val="28"/>
+          <w:lang w:val="en-US"/>
         </w:rPr>
       </w:pPr>
     </w:p>
@@ -947,18 +949,19 @@
         <w:jc w:val="left"/>
         <w:rPr>
           <w:szCs w:val="28"/>
-        </w:rPr>
-      </w:pPr>
-      <w:r>
-        <w:rPr>
-          <w:noProof/>
-          <w:szCs w:val="28"/>
-        </w:rPr>
+          <w:lang w:val="en-US"/>
+        </w:rPr>
+      </w:pPr>
+      <w:r>
+        <w:rPr>
+          <w:szCs w:val="28"/>
+        </w:rPr>
+        <w:lastRenderedPageBreak/>
         <w:drawing>
-          <wp:inline distT="0" distB="0" distL="0" distR="0" wp14:anchorId="6C9DE93E" wp14:editId="0109EF81">
-            <wp:extent cx="2600688" cy="809738"/>
-            <wp:effectExtent l="0" t="0" r="9525" b="9525"/>
-            <wp:docPr id="659159265" name="Рисунок 1"/>
+          <wp:inline distT="0" distB="0" distL="0" distR="0" wp14:anchorId="692F5C22" wp14:editId="36E9E3F9">
+            <wp:extent cx="5940425" cy="3341370"/>
+            <wp:effectExtent l="0" t="0" r="3175" b="0"/>
+            <wp:docPr id="2068140582" name="Рисунок 1"/>
             <wp:cNvGraphicFramePr>
               <a:graphicFrameLocks xmlns:a="http://schemas.openxmlformats.org/drawingml/2006/main" noChangeAspect="1"/>
             </wp:cNvGraphicFramePr>
@@ -966,7 +969,7 @@
               <a:graphicData uri="http://schemas.openxmlformats.org/drawingml/2006/picture">
                 <pic:pic xmlns:pic="http://schemas.openxmlformats.org/drawingml/2006/picture">
                   <pic:nvPicPr>
-                    <pic:cNvPr id="659159265" name=""/>
+                    <pic:cNvPr id="2068140582" name=""/>
                     <pic:cNvPicPr/>
                   </pic:nvPicPr>
                   <pic:blipFill>
@@ -978,7 +981,7 @@
                   <pic:spPr>
                     <a:xfrm>
                       <a:off x="0" y="0"/>
-                      <a:ext cx="2600688" cy="809738"/>
+                      <a:ext cx="5940425" cy="3341370"/>
                     </a:xfrm>
                     <a:prstGeom prst="rect">
                       <a:avLst/>
@@ -997,6 +1000,7 @@
         <w:jc w:val="left"/>
         <w:rPr>
           <w:szCs w:val="28"/>
+          <w:lang w:val="en-US"/>
         </w:rPr>
       </w:pPr>
     </w:p>
@@ -1006,6 +1010,118 @@
         <w:jc w:val="left"/>
         <w:rPr>
           <w:szCs w:val="28"/>
+          <w:lang w:val="en-US"/>
+        </w:rPr>
+      </w:pPr>
+      <w:r>
+        <w:rPr>
+          <w:szCs w:val="28"/>
+          <w:lang w:val="en-US"/>
+        </w:rPr>
+        <w:drawing>
+          <wp:inline distT="0" distB="0" distL="0" distR="0" wp14:anchorId="3C1596FC" wp14:editId="2F9A2A2D">
+            <wp:extent cx="5940425" cy="3341370"/>
+            <wp:effectExtent l="0" t="0" r="3175" b="0"/>
+            <wp:docPr id="883849778" name="Рисунок 1"/>
+            <wp:cNvGraphicFramePr>
+              <a:graphicFrameLocks xmlns:a="http://schemas.openxmlformats.org/drawingml/2006/main" noChangeAspect="1"/>
+            </wp:cNvGraphicFramePr>
+            <a:graphic xmlns:a="http://schemas.openxmlformats.org/drawingml/2006/main">
+              <a:graphicData uri="http://schemas.openxmlformats.org/drawingml/2006/picture">
+                <pic:pic xmlns:pic="http://schemas.openxmlformats.org/drawingml/2006/picture">
+                  <pic:nvPicPr>
+                    <pic:cNvPr id="883849778" name=""/>
+                    <pic:cNvPicPr/>
+                  </pic:nvPicPr>
+                  <pic:blipFill>
+                    <a:blip r:embed="rId7"/>
+                    <a:stretch>
+                      <a:fillRect/>
+                    </a:stretch>
+                  </pic:blipFill>
+                  <pic:spPr>
+                    <a:xfrm>
+                      <a:off x="0" y="0"/>
+                      <a:ext cx="5940425" cy="3341370"/>
+                    </a:xfrm>
+                    <a:prstGeom prst="rect">
+                      <a:avLst/>
+                    </a:prstGeom>
+                  </pic:spPr>
+                </pic:pic>
+              </a:graphicData>
+            </a:graphic>
+          </wp:inline>
+        </w:drawing>
+      </w:r>
+    </w:p>
+    <w:p>
+      <w:pPr>
+        <w:ind w:firstLine="0"/>
+        <w:jc w:val="left"/>
+        <w:rPr>
+          <w:szCs w:val="28"/>
+          <w:lang w:val="en-US"/>
+        </w:rPr>
+      </w:pPr>
+      <w:r>
+        <w:rPr>
+          <w:szCs w:val="28"/>
+          <w:lang w:val="en-US"/>
+        </w:rPr>
+        <w:lastRenderedPageBreak/>
+        <w:drawing>
+          <wp:inline distT="0" distB="0" distL="0" distR="0" wp14:anchorId="1C5C33E8" wp14:editId="1C64FBDB">
+            <wp:extent cx="5940425" cy="3341370"/>
+            <wp:effectExtent l="0" t="0" r="3175" b="0"/>
+            <wp:docPr id="2145030076" name="Рисунок 1"/>
+            <wp:cNvGraphicFramePr>
+              <a:graphicFrameLocks xmlns:a="http://schemas.openxmlformats.org/drawingml/2006/main" noChangeAspect="1"/>
+            </wp:cNvGraphicFramePr>
+            <a:graphic xmlns:a="http://schemas.openxmlformats.org/drawingml/2006/main">
+              <a:graphicData uri="http://schemas.openxmlformats.org/drawingml/2006/picture">
+                <pic:pic xmlns:pic="http://schemas.openxmlformats.org/drawingml/2006/picture">
+                  <pic:nvPicPr>
+                    <pic:cNvPr id="2145030076" name=""/>
+                    <pic:cNvPicPr/>
+                  </pic:nvPicPr>
+                  <pic:blipFill>
+                    <a:blip r:embed="rId8"/>
+                    <a:stretch>
+                      <a:fillRect/>
+                    </a:stretch>
+                  </pic:blipFill>
+                  <pic:spPr>
+                    <a:xfrm>
+                      <a:off x="0" y="0"/>
+                      <a:ext cx="5940425" cy="3341370"/>
+                    </a:xfrm>
+                    <a:prstGeom prst="rect">
+                      <a:avLst/>
+                    </a:prstGeom>
+                  </pic:spPr>
+                </pic:pic>
+              </a:graphicData>
+            </a:graphic>
+          </wp:inline>
+        </w:drawing>
+      </w:r>
+    </w:p>
+    <w:p>
+      <w:pPr>
+        <w:ind w:firstLine="0"/>
+        <w:jc w:val="left"/>
+        <w:rPr>
+          <w:szCs w:val="28"/>
+        </w:rPr>
+      </w:pPr>
+    </w:p>
+    <w:p>
+      <w:pPr>
+        <w:ind w:firstLine="0"/>
+        <w:jc w:val="left"/>
+        <w:rPr>
+          <w:szCs w:val="28"/>
         </w:rPr>
       </w:pPr>
       <w:r>
@@ -1039,14 +1155,7 @@
           <w:szCs w:val="28"/>
         </w:rPr>
         <w:br/>
-        <w:t xml:space="preserve">File.WriteAllText – статический метод, который за один вызов открывает, </w:t>
-      </w:r>
-      <w:r>
-        <w:rPr>
-          <w:szCs w:val="28"/>
-        </w:rPr>
-        <w:lastRenderedPageBreak/>
-        <w:t>записывает весь текст и закрывает файл. StreamWriter предоставляет более гибкое управление (построчная запись, возможность работать с разными кодировками, открытый поток на протяжении нескольких операций).</w:t>
+        <w:t>File.WriteAllText – статический метод, который за один вызов открывает, записывает весь текст и закрывает файл. StreamWriter предоставляет более гибкое управление (построчная запись, возможность работать с разными кодировками, открытый поток на протяжении нескольких операций).</w:t>
       </w:r>
       <w:r>
         <w:rPr>
@@ -3095,6 +3204,7 @@
   <w:style w:type="character" w:default="1" w:styleId="a0">
     <w:name w:val="Default Paragraph Font"/>
     <w:uiPriority w:val="1"/>
+    <w:semiHidden/>
     <w:unhideWhenUsed/>
   </w:style>
   <w:style w:type="table" w:default="1" w:styleId="a1">
